--- a/제출_준비/최종/출처신고서_철철철.docx
+++ b/제출_준비/최종/출처신고서_철철철.docx
@@ -76,7 +76,7 @@
       <w:tr>
         <w:tc>
           <w:tcPr>
-            <w:tcW w:type="dxa" w:w="953"/>
+            <w:tcW w:type="dxa" w:w="1038"/>
             <w:shd w:val="clear" w:color="auto" w:fill="EDEDED"/>
           </w:tcPr>
           <w:p>
@@ -96,7 +96,7 @@
         </w:tc>
         <w:tc>
           <w:tcPr>
-            <w:tcW w:type="dxa" w:w="3050"/>
+            <w:tcW w:type="dxa" w:w="3323"/>
             <w:shd w:val="clear" w:color="auto" w:fill="EDEDED"/>
           </w:tcPr>
           <w:p>
@@ -116,7 +116,7 @@
         </w:tc>
         <w:tc>
           <w:tcPr>
-            <w:tcW w:type="dxa" w:w="2812"/>
+            <w:tcW w:type="dxa" w:w="3063"/>
             <w:shd w:val="clear" w:color="auto" w:fill="EDEDED"/>
           </w:tcPr>
           <w:p>
@@ -136,7 +136,7 @@
         </w:tc>
         <w:tc>
           <w:tcPr>
-            <w:tcW w:type="dxa" w:w="3050"/>
+            <w:tcW w:type="dxa" w:w="2440"/>
             <w:shd w:val="clear" w:color="auto" w:fill="EDEDED"/>
           </w:tcPr>
           <w:p>
@@ -158,7 +158,7 @@
       <w:tr>
         <w:tc>
           <w:tcPr>
-            <w:tcW w:type="dxa" w:w="953"/>
+            <w:tcW w:type="dxa" w:w="1038"/>
           </w:tcPr>
           <w:p>
             <w:pPr>
@@ -177,7 +177,7 @@
         </w:tc>
         <w:tc>
           <w:tcPr>
-            <w:tcW w:type="dxa" w:w="3050"/>
+            <w:tcW w:type="dxa" w:w="3323"/>
           </w:tcPr>
           <w:p>
             <w:pPr>
@@ -196,7 +196,7 @@
         </w:tc>
         <w:tc>
           <w:tcPr>
-            <w:tcW w:type="dxa" w:w="2812"/>
+            <w:tcW w:type="dxa" w:w="3063"/>
           </w:tcPr>
           <w:p>
             <w:pPr>
@@ -209,13 +209,13 @@
                 <w:b w:val="0"/>
                 <w:sz w:val="19"/>
               </w:rPr>
-              <w:t>코드 작성·디버깅·테스트·문서 초안 작성·자료 조사 보조</w:t>
+              <w:t>코드·문서 작성 보조(디버깅·테스트·자료 조사 포함)</w:t>
             </w:r>
           </w:p>
         </w:tc>
         <w:tc>
           <w:tcPr>
-            <w:tcW w:type="dxa" w:w="3050"/>
+            <w:tcW w:type="dxa" w:w="2440"/>
           </w:tcPr>
           <w:p>
             <w:pPr>
@@ -236,7 +236,7 @@
       <w:tr>
         <w:tc>
           <w:tcPr>
-            <w:tcW w:type="dxa" w:w="953"/>
+            <w:tcW w:type="dxa" w:w="1038"/>
           </w:tcPr>
           <w:p>
             <w:pPr>
@@ -255,7 +255,7 @@
         </w:tc>
         <w:tc>
           <w:tcPr>
-            <w:tcW w:type="dxa" w:w="3050"/>
+            <w:tcW w:type="dxa" w:w="3323"/>
           </w:tcPr>
           <w:p>
             <w:pPr>
@@ -274,7 +274,7 @@
         </w:tc>
         <w:tc>
           <w:tcPr>
-            <w:tcW w:type="dxa" w:w="2812"/>
+            <w:tcW w:type="dxa" w:w="3063"/>
           </w:tcPr>
           <w:p>
             <w:pPr>
@@ -293,7 +293,7 @@
         </w:tc>
         <w:tc>
           <w:tcPr>
-            <w:tcW w:type="dxa" w:w="3050"/>
+            <w:tcW w:type="dxa" w:w="2440"/>
           </w:tcPr>
           <w:p>
             <w:pPr>
@@ -306,7 +306,7 @@
                 <w:b w:val="0"/>
                 <w:sz w:val="19"/>
               </w:rPr>
-              <w:t>점수·등급·순위 계산에는 쓰지 않음(결정적 함수). API 키 없이 제출·시연(사용자 결정 2026-10-05)</w:t>
+              <w:t>점수·등급·순위 계산에는 쓰지 않음(결정적 함수). API 키 없이 제출·시연</w:t>
             </w:r>
           </w:p>
         </w:tc>
@@ -314,7 +314,7 @@
       <w:tr>
         <w:tc>
           <w:tcPr>
-            <w:tcW w:type="dxa" w:w="953"/>
+            <w:tcW w:type="dxa" w:w="1038"/>
           </w:tcPr>
           <w:p>
             <w:pPr>
@@ -333,7 +333,7 @@
         </w:tc>
         <w:tc>
           <w:tcPr>
-            <w:tcW w:type="dxa" w:w="3050"/>
+            <w:tcW w:type="dxa" w:w="3323"/>
           </w:tcPr>
           <w:p>
             <w:pPr>
@@ -352,7 +352,7 @@
         </w:tc>
         <w:tc>
           <w:tcPr>
-            <w:tcW w:type="dxa" w:w="2812"/>
+            <w:tcW w:type="dxa" w:w="3063"/>
           </w:tcPr>
           <w:p>
             <w:pPr>
@@ -371,7 +371,7 @@
         </w:tc>
         <w:tc>
           <w:tcPr>
-            <w:tcW w:type="dxa" w:w="3050"/>
+            <w:tcW w:type="dxa" w:w="2440"/>
           </w:tcPr>
           <w:p>
             <w:pPr>
@@ -392,7 +392,7 @@
       <w:tr>
         <w:tc>
           <w:tcPr>
-            <w:tcW w:type="dxa" w:w="953"/>
+            <w:tcW w:type="dxa" w:w="1038"/>
           </w:tcPr>
           <w:p>
             <w:pPr>
@@ -411,7 +411,7 @@
         </w:tc>
         <w:tc>
           <w:tcPr>
-            <w:tcW w:type="dxa" w:w="3050"/>
+            <w:tcW w:type="dxa" w:w="3323"/>
           </w:tcPr>
           <w:p>
             <w:pPr>
@@ -430,7 +430,7 @@
         </w:tc>
         <w:tc>
           <w:tcPr>
-            <w:tcW w:type="dxa" w:w="2812"/>
+            <w:tcW w:type="dxa" w:w="3063"/>
           </w:tcPr>
           <w:p>
             <w:pPr>
@@ -441,7 +441,7 @@
         </w:tc>
         <w:tc>
           <w:tcPr>
-            <w:tcW w:type="dxa" w:w="3050"/>
+            <w:tcW w:type="dxa" w:w="2440"/>
           </w:tcPr>
           <w:p>
             <w:pPr>
@@ -509,7 +509,7 @@
       <w:tr>
         <w:tc>
           <w:tcPr>
-            <w:tcW w:type="dxa" w:w="1012"/>
+            <w:tcW w:type="dxa" w:w="1048"/>
             <w:shd w:val="clear" w:color="auto" w:fill="EDEDED"/>
           </w:tcPr>
           <w:p>
@@ -529,7 +529,7 @@
         </w:tc>
         <w:tc>
           <w:tcPr>
-            <w:tcW w:type="dxa" w:w="5396"/>
+            <w:tcW w:type="dxa" w:w="5238"/>
             <w:shd w:val="clear" w:color="auto" w:fill="EDEDED"/>
           </w:tcPr>
           <w:p>
@@ -549,7 +549,7 @@
         </w:tc>
         <w:tc>
           <w:tcPr>
-            <w:tcW w:type="dxa" w:w="3457"/>
+            <w:tcW w:type="dxa" w:w="3579"/>
             <w:shd w:val="clear" w:color="auto" w:fill="EDEDED"/>
           </w:tcPr>
           <w:p>
@@ -571,7 +571,7 @@
       <w:tr>
         <w:tc>
           <w:tcPr>
-            <w:tcW w:type="dxa" w:w="1012"/>
+            <w:tcW w:type="dxa" w:w="1048"/>
           </w:tcPr>
           <w:p>
             <w:pPr>
@@ -590,7 +590,7 @@
         </w:tc>
         <w:tc>
           <w:tcPr>
-            <w:tcW w:type="dxa" w:w="5396"/>
+            <w:tcW w:type="dxa" w:w="5238"/>
           </w:tcPr>
           <w:p>
             <w:pPr>
@@ -603,13 +603,13 @@
                 <w:b w:val="0"/>
                 <w:sz w:val="19"/>
               </w:rPr>
-              <w:t>에이전트 5종·도구·작업 큐·심각도 함수·DB 계층·웹 API (TypeScript), Python 판에서 TS 판으로의 이식</w:t>
+              <w:t>에이전트 5종·도구·작업 큐·심각도 함수·DB 계층·웹 API (TypeScript)</w:t>
             </w:r>
           </w:p>
         </w:tc>
         <w:tc>
           <w:tcPr>
-            <w:tcW w:type="dxa" w:w="3457"/>
+            <w:tcW w:type="dxa" w:w="3579"/>
           </w:tcPr>
           <w:p>
             <w:pPr>
@@ -630,7 +630,7 @@
       <w:tr>
         <w:tc>
           <w:tcPr>
-            <w:tcW w:type="dxa" w:w="1012"/>
+            <w:tcW w:type="dxa" w:w="1048"/>
           </w:tcPr>
           <w:p>
             <w:pPr>
@@ -649,7 +649,7 @@
         </w:tc>
         <w:tc>
           <w:tcPr>
-            <w:tcW w:type="dxa" w:w="5396"/>
+            <w:tcW w:type="dxa" w:w="5238"/>
           </w:tcPr>
           <w:p>
             <w:pPr>
@@ -668,7 +668,7 @@
         </w:tc>
         <w:tc>
           <w:tcPr>
-            <w:tcW w:type="dxa" w:w="3457"/>
+            <w:tcW w:type="dxa" w:w="3579"/>
           </w:tcPr>
           <w:p>
             <w:pPr>
@@ -689,7 +689,7 @@
       <w:tr>
         <w:tc>
           <w:tcPr>
-            <w:tcW w:type="dxa" w:w="1012"/>
+            <w:tcW w:type="dxa" w:w="1048"/>
           </w:tcPr>
           <w:p>
             <w:pPr>
@@ -708,7 +708,7 @@
         </w:tc>
         <w:tc>
           <w:tcPr>
-            <w:tcW w:type="dxa" w:w="5396"/>
+            <w:tcW w:type="dxa" w:w="5238"/>
           </w:tcPr>
           <w:p>
             <w:pPr>
@@ -727,7 +727,7 @@
         </w:tc>
         <w:tc>
           <w:tcPr>
-            <w:tcW w:type="dxa" w:w="3457"/>
+            <w:tcW w:type="dxa" w:w="3579"/>
           </w:tcPr>
           <w:p>
             <w:pPr>
@@ -748,7 +748,7 @@
       <w:tr>
         <w:tc>
           <w:tcPr>
-            <w:tcW w:type="dxa" w:w="1012"/>
+            <w:tcW w:type="dxa" w:w="1048"/>
           </w:tcPr>
           <w:p>
             <w:pPr>
@@ -761,13 +761,13 @@
                 <w:b w:val="0"/>
                 <w:sz w:val="19"/>
               </w:rPr>
-              <w:t>문서 초안</w:t>
+              <w:t>문서 작성 보조</w:t>
             </w:r>
           </w:p>
         </w:tc>
         <w:tc>
           <w:tcPr>
-            <w:tcW w:type="dxa" w:w="5396"/>
+            <w:tcW w:type="dxa" w:w="5238"/>
           </w:tcPr>
           <w:p>
             <w:pPr>
@@ -780,13 +780,13 @@
                 <w:b w:val="0"/>
                 <w:sz w:val="19"/>
               </w:rPr>
-              <w:t>README·사용설명서·개발완료보고서·기술설명서·발표자료·비즈니스모델·이 신고서의 초안</w:t>
+              <w:t>README·사용설명서·개발완료보고서·기술설명서·발표자료·이 신고서의 문장</w:t>
             </w:r>
           </w:p>
         </w:tc>
         <w:tc>
           <w:tcPr>
-            <w:tcW w:type="dxa" w:w="3457"/>
+            <w:tcW w:type="dxa" w:w="3579"/>
           </w:tcPr>
           <w:p>
             <w:pPr>
@@ -807,7 +807,7 @@
       <w:tr>
         <w:tc>
           <w:tcPr>
-            <w:tcW w:type="dxa" w:w="1012"/>
+            <w:tcW w:type="dxa" w:w="1048"/>
           </w:tcPr>
           <w:p>
             <w:pPr>
@@ -826,7 +826,7 @@
         </w:tc>
         <w:tc>
           <w:tcPr>
-            <w:tcW w:type="dxa" w:w="5396"/>
+            <w:tcW w:type="dxa" w:w="5238"/>
           </w:tcPr>
           <w:p>
             <w:pPr>
@@ -845,7 +845,7 @@
         </w:tc>
         <w:tc>
           <w:tcPr>
-            <w:tcW w:type="dxa" w:w="3457"/>
+            <w:tcW w:type="dxa" w:w="3579"/>
           </w:tcPr>
           <w:p>
             <w:pPr>
@@ -866,7 +866,7 @@
       <w:tr>
         <w:tc>
           <w:tcPr>
-            <w:tcW w:type="dxa" w:w="1012"/>
+            <w:tcW w:type="dxa" w:w="1048"/>
           </w:tcPr>
           <w:p>
             <w:pPr>
@@ -885,7 +885,7 @@
         </w:tc>
         <w:tc>
           <w:tcPr>
-            <w:tcW w:type="dxa" w:w="5396"/>
+            <w:tcW w:type="dxa" w:w="5238"/>
           </w:tcPr>
           <w:p>
             <w:pPr>
@@ -904,7 +904,7 @@
         </w:tc>
         <w:tc>
           <w:tcPr>
-            <w:tcW w:type="dxa" w:w="3457"/>
+            <w:tcW w:type="dxa" w:w="3579"/>
           </w:tcPr>
           <w:p>
             <w:pPr>
@@ -955,7 +955,7 @@
           <w:b w:val="0"/>
           <w:sz w:val="20"/>
         </w:rPr>
-        <w:t xml:space="preserve"> — 강은진·김동우 2인이 공동으로 설계·개발·시험했다. 결정 기록은 저장소 커밋 기록(첫 커밋 2026-09-30)과 할일.md·진행현황.md에 있다.</w:t>
+        <w:t xml:space="preserve"> — 강은진·김동우 2인이 공동으로 설계·개발·시험했다.</w:t>
       </w:r>
     </w:p>
     <w:tbl>
@@ -1202,7 +1202,7 @@
                 <w:b w:val="0"/>
                 <w:sz w:val="19"/>
               </w:rPr>
-              <w:t>안전 민원 우선. 혼잡은 밀림·압사·위험 신호가 있을 때만 안전(D5-59). 고위험 조치(대피·통제·재난문자)는 AI 가 제안만 하고 운영자가 판단</w:t>
+              <w:t>안전 민원 우선. 혼잡은 밀림·압사·위험 신호가 있을 때만 안전. 고위험 조치(대피·통제·재난문자)는 AI 가 제안만 하고 운영자가 판단</w:t>
             </w:r>
           </w:p>
         </w:tc>
@@ -1379,7 +1379,7 @@
                 <w:b w:val="0"/>
                 <w:sz w:val="19"/>
               </w:rPr>
-              <w:t>Streamlit → 웹 + Supabase, 서버 Python → TypeScript, 분류 기본 방식 B′(prefetch)</w:t>
+              <w:t>웹(Vite + TypeScript) + Supabase, 서버 TypeScript, 에이전트 루프 직접 구현</w:t>
             </w:r>
           </w:p>
         </w:tc>
@@ -2529,7 +2529,7 @@
       <w:tr>
         <w:tc>
           <w:tcPr>
-            <w:tcW w:type="dxa" w:w="1476"/>
+            <w:tcW w:type="dxa" w:w="1608"/>
             <w:shd w:val="clear" w:color="auto" w:fill="EDEDED"/>
           </w:tcPr>
           <w:p>
@@ -2549,7 +2549,7 @@
         </w:tc>
         <w:tc>
           <w:tcPr>
-            <w:tcW w:type="dxa" w:w="1342"/>
+            <w:tcW w:type="dxa" w:w="1461"/>
             <w:shd w:val="clear" w:color="auto" w:fill="EDEDED"/>
           </w:tcPr>
           <w:p>
@@ -2569,7 +2569,7 @@
         </w:tc>
         <w:tc>
           <w:tcPr>
-            <w:tcW w:type="dxa" w:w="2751"/>
+            <w:tcW w:type="dxa" w:w="2996"/>
             <w:shd w:val="clear" w:color="auto" w:fill="EDEDED"/>
           </w:tcPr>
           <w:p>
@@ -2589,7 +2589,7 @@
         </w:tc>
         <w:tc>
           <w:tcPr>
-            <w:tcW w:type="dxa" w:w="4295"/>
+            <w:tcW w:type="dxa" w:w="3800"/>
             <w:shd w:val="clear" w:color="auto" w:fill="EDEDED"/>
           </w:tcPr>
           <w:p>
@@ -2611,7 +2611,7 @@
       <w:tr>
         <w:tc>
           <w:tcPr>
-            <w:tcW w:type="dxa" w:w="1476"/>
+            <w:tcW w:type="dxa" w:w="1608"/>
           </w:tcPr>
           <w:p>
             <w:pPr>
@@ -2630,7 +2630,7 @@
         </w:tc>
         <w:tc>
           <w:tcPr>
-            <w:tcW w:type="dxa" w:w="1342"/>
+            <w:tcW w:type="dxa" w:w="1461"/>
           </w:tcPr>
           <w:p>
             <w:pPr>
@@ -2649,7 +2649,7 @@
         </w:tc>
         <w:tc>
           <w:tcPr>
-            <w:tcW w:type="dxa" w:w="2751"/>
+            <w:tcW w:type="dxa" w:w="2996"/>
           </w:tcPr>
           <w:p>
             <w:pPr>
@@ -2668,7 +2668,7 @@
         </w:tc>
         <w:tc>
           <w:tcPr>
-            <w:tcW w:type="dxa" w:w="4295"/>
+            <w:tcW w:type="dxa" w:w="3800"/>
           </w:tcPr>
           <w:p>
             <w:pPr>
@@ -2681,7 +2681,7 @@
                 <w:b w:val="0"/>
                 <w:sz w:val="19"/>
               </w:rPr>
-              <w:t>원가 참고값: 원가측정_참고.md (CLI 경유)</w:t>
+              <w:t>원가 참고값: 분류 1건 $0.01328 (CLI 경유 참고값)</w:t>
             </w:r>
           </w:p>
         </w:tc>
@@ -2689,7 +2689,7 @@
       <w:tr>
         <w:tc>
           <w:tcPr>
-            <w:tcW w:type="dxa" w:w="1476"/>
+            <w:tcW w:type="dxa" w:w="1608"/>
           </w:tcPr>
           <w:p>
             <w:pPr>
@@ -2708,7 +2708,7 @@
         </w:tc>
         <w:tc>
           <w:tcPr>
-            <w:tcW w:type="dxa" w:w="1342"/>
+            <w:tcW w:type="dxa" w:w="1461"/>
           </w:tcPr>
           <w:p>
             <w:pPr>
@@ -2727,7 +2727,7 @@
         </w:tc>
         <w:tc>
           <w:tcPr>
-            <w:tcW w:type="dxa" w:w="2751"/>
+            <w:tcW w:type="dxa" w:w="2996"/>
           </w:tcPr>
           <w:p>
             <w:pPr>
@@ -2746,7 +2746,7 @@
         </w:tc>
         <w:tc>
           <w:tcPr>
-            <w:tcW w:type="dxa" w:w="4295"/>
+            <w:tcW w:type="dxa" w:w="3800"/>
           </w:tcPr>
           <w:p>
             <w:pPr>
@@ -2775,7 +2775,7 @@
       <w:tr>
         <w:tc>
           <w:tcPr>
-            <w:tcW w:type="dxa" w:w="1476"/>
+            <w:tcW w:type="dxa" w:w="1608"/>
           </w:tcPr>
           <w:p>
             <w:pPr>
@@ -2794,7 +2794,7 @@
         </w:tc>
         <w:tc>
           <w:tcPr>
-            <w:tcW w:type="dxa" w:w="1342"/>
+            <w:tcW w:type="dxa" w:w="1461"/>
           </w:tcPr>
           <w:p>
             <w:pPr>
@@ -2813,7 +2813,7 @@
         </w:tc>
         <w:tc>
           <w:tcPr>
-            <w:tcW w:type="dxa" w:w="2751"/>
+            <w:tcW w:type="dxa" w:w="2996"/>
           </w:tcPr>
           <w:p>
             <w:pPr>
@@ -2832,7 +2832,7 @@
         </w:tc>
         <w:tc>
           <w:tcPr>
-            <w:tcW w:type="dxa" w:w="4295"/>
+            <w:tcW w:type="dxa" w:w="3800"/>
           </w:tcPr>
           <w:p>
             <w:pPr>
@@ -2845,7 +2845,7 @@
                 <w:b w:val="0"/>
                 <w:sz w:val="19"/>
               </w:rPr>
-              <w:t>2026-09-30 연결, 운영 구성. 요금제 무료(Free) · 개발·테스트는 자체 webapi.ts(SQLite) 대역</w:t>
+              <w:t>요금제 무료(Free). 시험은 SQLite로 함</w:t>
             </w:r>
           </w:p>
         </w:tc>
@@ -3047,7 +3047,7 @@
                 <w:b w:val="0"/>
                 <w:sz w:val="19"/>
               </w:rPr>
-              <w:t>실제 리뷰는 수집하지 않음(팀 결정). 신청서의 "공개 리뷰 직접 수집·정제 200건"과 달라진 점은 보고서에 적음. 수집 데이터로 신고하지 않음(설명회 주의사항 13번)</w:t>
+              <w:t>실제 리뷰는 수집하지 않음(팀 결정). 신청서의 "공개 리뷰 직접 수집·정제 200건"에서 합성 160건으로 바꿈. 수집 데이터로 신고하지 않음</w:t>
             </w:r>
           </w:p>
         </w:tc>
@@ -3157,7 +3157,7 @@
                 <w:b w:val="0"/>
                 <w:sz w:val="19"/>
               </w:rPr>
-              <w:t>경찰청 2022-11-01 언론 공개분. tbs·문화일보·민중의소리·프레시안 보도에서 시각·장소·발언 일부를 옮김 (seed/itaewon_112_출처.md)</w:t>
+              <w:t>경찰청 2022-11-01 언론 공개분. tbs·문화일보·민중의소리·프레시안 보도에서 시각·장소·발언 일부를 옮김</w:t>
             </w:r>
           </w:p>
         </w:tc>
@@ -3310,21 +3310,6 @@
           <w:sz w:val="20"/>
         </w:rPr>
         <w:t>보고서·발표에 인용한 것만 적습니다. 전체 목록(26건)은 이 문서 끝 '부록: 심각도 근거 자료 전체'에 있습니다.</w:t>
-      </w:r>
-    </w:p>
-    <w:p>
-      <w:pPr>
-        <w:pStyle w:val="ListBullet"/>
-        <w:keepNext w:val="0"/>
-        <w:spacing w:before="0" w:after="20" w:line="276" w:lineRule="auto"/>
-      </w:pPr>
-      <w:r>
-        <w:rPr>
-          <w:rFonts w:ascii="맑은 고딕" w:hAnsi="맑은 고딕" w:eastAsia="맑은 고딕" w:cs="맑은 고딕"/>
-          <w:b w:val="0"/>
-          <w:sz w:val="20"/>
-        </w:rPr>
-        <w:t>원문 확인은 기준 작성 시 한 것입니다. law.go.kr 조문 페이지는 자동 도구로 다시 열 수 없어, 제출 전 사람이 한 번 더 대조합니다.</w:t>
       </w:r>
     </w:p>
     <w:p>
@@ -4141,7 +4126,7 @@
                 <w:b w:val="0"/>
                 <w:sz w:val="19"/>
               </w:rPr>
-              <w:t>대회 기간(2026-09-29~10-06)에 새로 만든 산출물. 팀이 설계·지시·검토하고 Claude Code 로 작성했다.</w:t>
+              <w:t>대회 기간(2026-09-29~10-06)에 새로 만든 산출물. 팀이 설계·지시·검토하고 Claude Code로 작성 보조를 받았다.</w:t>
             </w:r>
           </w:p>
           <w:p>
@@ -4253,7 +4238,7 @@
                 <w:b w:val="0"/>
                 <w:sz w:val="19"/>
               </w:rPr>
-              <w:t>8) 평가·측정 도구(정확도·지연·원가 측정, 문서 숫자 동기화)</w:t>
+              <w:t>8) 평가·측정 도구(정확도·지연·원가 측정)</w:t>
             </w:r>
           </w:p>
           <w:p>
@@ -4267,7 +4252,7 @@
                 <w:b w:val="0"/>
                 <w:sz w:val="19"/>
               </w:rPr>
-              <w:t>9) 웹 앱(접수·관제·조치·QR 만들기·AI 동작 보기), Supabase 연동과 local 대역 API</w:t>
+              <w:t>9) 웹 앱(접수·관제·조치·QR 만들기·AI 동작 보기), Supabase 연동</w:t>
             </w:r>
           </w:p>
         </w:tc>
@@ -4311,7 +4296,7 @@
           <w:b w:val="0"/>
           <w:sz w:val="20"/>
         </w:rPr>
-        <w:t xml:space="preserve">  1. 행정안전부「다중운집인파사고 안전관리 가이드라인」(2024.9): 인파 위험 3단계와 단계별 조치 (5·7·8절). 행안부 게시 https://www.mois.go.kr/frt/bbs/type001/commonSelectBoardArticle.do?bbsId=BBSMSTR_000000000015&amp;nttId=121405</w:t>
+        <w:t xml:space="preserve">  1. 행정안전부「다중운집인파사고 안전관리 가이드라인」(2024.9): 인파 위험 3단계와 단계별 조치. 행안부 게시 https://www.mois.go.kr/frt/bbs/type001/commonSelectBoardArticle.do?bbsId=BBSMSTR_000000000015&amp;nttId=121405</w:t>
       </w:r>
     </w:p>
     <w:p>
@@ -4325,7 +4310,7 @@
           <w:b w:val="0"/>
           <w:sz w:val="20"/>
         </w:rPr>
-        <w:t xml:space="preserve">  2. 행정안전부「지역축제장 안전관리 매뉴얼(2024)」(2024.10, 재난안전법 제66조의11): 위험 유형·조치·사고 대응 (1·5·7·8절. 원문 p.52~57 사고 대응, p.70~83 인파, p.89~101 장소·수상, p.123~126 야간·기타를 대조함) https://www.mois.go.kr/frt/bbs/type001/commonSelectBoardArticle.do?bbsId=BBSMSTR_000000000015&amp;nttId=113047</w:t>
+        <w:t xml:space="preserve">  2. 행정안전부「지역축제장 안전관리 매뉴얼(2024)」(2024.10, 재난안전법 제66조의11): 위험 유형·조치·사고 대응 (원문 p.52~57 사고 대응, p.70~83 인파, p.89~101 장소·수상, p.123~126 야간·기타를 대조함) https://www.mois.go.kr/frt/bbs/type001/commonSelectBoardArticle.do?bbsId=BBSMSTR_000000000015&amp;nttId=113047</w:t>
       </w:r>
     </w:p>
     <w:p>
@@ -4339,7 +4324,7 @@
           <w:b w:val="0"/>
           <w:sz w:val="20"/>
         </w:rPr>
-        <w:t xml:space="preserve">  3. 소방청「다중 밀집 지역 인파사고 예방법」(2024.12): 군중 쏠림·압착 징후 (1절 혼잡 정의) https://www.korea.kr/news/policyNewsView.do?newsId=148938050</w:t>
+        <w:t xml:space="preserve">  3. 소방청「다중 밀집 지역 인파사고 예방법」(2024.12): 군중 쏠림·압착 징후 (혼잡 정의) https://www.korea.kr/news/policyNewsView.do?newsId=148938050</w:t>
       </w:r>
     </w:p>
     <w:p>
@@ -4353,7 +4338,7 @@
           <w:b w:val="0"/>
           <w:sz w:val="20"/>
         </w:rPr>
-        <w:t xml:space="preserve">  4. 진주남강유등축제 공식 누리집: 일정·행사배치도 (3절) https://yudeung.com/sub2_3</w:t>
+        <w:t xml:space="preserve">  4. 진주남강유등축제 공식 누리집: 일정·행사배치도 https://yudeung.com/sub2_3</w:t>
       </w:r>
     </w:p>
     <w:p>
@@ -4367,7 +4352,7 @@
           <w:b w:val="0"/>
           <w:sz w:val="20"/>
         </w:rPr>
-        <w:t xml:space="preserve">  5. 「지역축제장 안전관리 매뉴얼(2024)」 부록 4 안전관리 체크리스트 (p.144~149): 전기·가스·시설·소방·진행 중 점검 항목 (1·5·7절)</w:t>
+        <w:t xml:space="preserve">  5. 「지역축제장 안전관리 매뉴얼(2024)」 부록 4 안전관리 체크리스트 (p.144~149): 전기·가스·시설·소방·진행 중 점검 항목</w:t>
       </w:r>
     </w:p>
     <w:p>
@@ -4381,7 +4366,7 @@
           <w:b w:val="0"/>
           <w:sz w:val="20"/>
         </w:rPr>
-        <w:t xml:space="preserve">  6. 「재난 및 안전관리 기본법 시행령」 제73조의9: 안전관리계획 수립 대상 (5절, 매뉴얼 p.12 수록 원문으로 확인)</w:t>
+        <w:t xml:space="preserve">  6. 「재난 및 안전관리 기본법 시행령」 제73조의9: 안전관리계획 수립 대상 (매뉴얼 p.12 수록 원문으로 확인)</w:t>
       </w:r>
     </w:p>
     <w:p>
@@ -4395,7 +4380,7 @@
           <w:b w:val="0"/>
           <w:sz w:val="20"/>
         </w:rPr>
-        <w:t xml:space="preserve">  7. 진주남강유등축제 공식 누리집 프로그램 안내: 부교(사랑다리 건너기) (3절) https://yudeung.com/program/festival</w:t>
+        <w:t xml:space="preserve">  7. 진주남강유등축제 공식 누리집 프로그램 안내: 부교(사랑다리 건너기) https://yudeung.com/program/festival</w:t>
       </w:r>
     </w:p>
     <w:p>
@@ -4409,7 +4394,7 @@
           <w:b w:val="0"/>
           <w:sz w:val="20"/>
         </w:rPr>
-        <w:t xml:space="preserve">  8. 「재난 및 안전관리 기본법」 제3조 제1호 나목: 다중운집인파사고를 사회재난에 포함 (1절, 인파 가이드라인 p.1 인용으로 확인)</w:t>
+        <w:t xml:space="preserve">  8. 「재난 및 안전관리 기본법」 제3조 제1호 나목: 다중운집인파사고를 사회재난에 포함 (인파 가이드라인 p.1 인용으로 확인)</w:t>
       </w:r>
     </w:p>
     <w:p>
@@ -4423,7 +4408,7 @@
           <w:b w:val="0"/>
           <w:sz w:val="20"/>
         </w:rPr>
-        <w:t xml:space="preserve">  9. 「재난문자방송 기준 및 운영규정」 별표 1 재난문자방송 발송기준(제12조 관련): 사회재난 발송 대상 (8절) https://www.law.go.kr/LSW/admRulLsInfoP.do?admRulSeq=2100000232288</w:t>
+        <w:t xml:space="preserve">  9. 「재난문자방송 기준 및 운영규정」 별표 1 재난문자방송 발송기준(제12조 관련): 사회재난 발송 대상 https://www.law.go.kr/LSW/admRulLsInfoP.do?admRulSeq=2100000232288</w:t>
       </w:r>
     </w:p>
     <w:p>
@@ -4437,7 +4422,7 @@
           <w:b w:val="0"/>
           <w:sz w:val="20"/>
         </w:rPr>
-        <w:t xml:space="preserve">  10. 「민원 처리에 관한 법률 시행령」 제19조(처리기간의 계산), 제16조 (5절 S-06) https://www.law.go.kr/법령/민원처리에관한법률시행령</w:t>
+        <w:t xml:space="preserve">  10. 「민원 처리에 관한 법률 시행령」 제19조(처리기간의 계산), 제16조 (S-06) https://www.law.go.kr/법령/민원처리에관한법률시행령</w:t>
       </w:r>
     </w:p>
     <w:p>
@@ -4451,7 +4436,7 @@
           <w:b w:val="0"/>
           <w:sz w:val="20"/>
         </w:rPr>
-        <w:t xml:space="preserve">  11. 「재난 및 안전관리 기본법」 제66조의11 제5항·제6항 (2023.12.26 개정) (8절) https://www.law.go.kr/법령/재난및안전관리기본법</w:t>
+        <w:t xml:space="preserve">  11. 「재난 및 안전관리 기본법」 제66조의11 제5항·제6항 (2023.12.26 개정) https://www.law.go.kr/법령/재난및안전관리기본법</w:t>
       </w:r>
     </w:p>
     <w:p>
@@ -4465,7 +4450,7 @@
           <w:b w:val="0"/>
           <w:sz w:val="20"/>
         </w:rPr>
-        <w:t xml:space="preserve">  12. 「재난 및 안전관리 기본법 시행령」 제73조의9 제2항 (5절) https://www.law.go.kr/법령/재난및안전관리기본법시행령</w:t>
+        <w:t xml:space="preserve">  12. 「재난 및 안전관리 기본법 시행령」 제73조의9 제2항 https://www.law.go.kr/법령/재난및안전관리기본법시행령</w:t>
       </w:r>
     </w:p>
     <w:p>
@@ -4479,7 +4464,7 @@
           <w:b w:val="0"/>
           <w:sz w:val="20"/>
         </w:rPr>
-        <w:t xml:space="preserve">  13. 「재난문자방송 기준 및 운영규정」 제9조 (행안부 예규 제361호, 2026.2.4) (8절) https://www.law.go.kr/행정규칙/재난문자방송기준및운영규정</w:t>
+        <w:t xml:space="preserve">  13. 「재난문자방송 기준 및 운영규정」 제9조 (행안부 예규 제361호, 2026.2.4) https://www.law.go.kr/행정규칙/재난문자방송기준및운영규정</w:t>
       </w:r>
     </w:p>
     <w:p>
@@ -4493,7 +4478,7 @@
           <w:b w:val="0"/>
           <w:sz w:val="20"/>
         </w:rPr>
-        <w:t xml:space="preserve">  14. 식품위생법 시행규칙 별표 17 제7호 아목 (1·7절) https://www.law.go.kr/법령/식품위생법시행규칙</w:t>
+        <w:t xml:space="preserve">  14. 식품위생법 시행규칙 별표 17 제7호 아목 https://www.law.go.kr/법령/식품위생법시행규칙</w:t>
       </w:r>
     </w:p>
     <w:p>
@@ -4507,7 +4492,7 @@
           <w:b w:val="0"/>
           <w:sz w:val="20"/>
         </w:rPr>
-        <w:t xml:space="preserve">  15. 공중화장실 등에 관한 법률 제2조·제10조 (1·7절) https://www.law.go.kr/법령/공중화장실등에관한법률</w:t>
+        <w:t xml:space="preserve">  15. 공중화장실 등에 관한 법률 제2조·제10조 https://www.law.go.kr/법령/공중화장실등에관한법률</w:t>
       </w:r>
     </w:p>
     <w:p>
@@ -4521,7 +4506,7 @@
           <w:b w:val="0"/>
           <w:sz w:val="20"/>
         </w:rPr>
-        <w:t xml:space="preserve">  16. 진주시 옥외행사의 안전관리에 관한 조례 (2022.12.19) (1절) https://www.law.go.kr/LSW/ordinInfoP.do?ordinSeq=1758879</w:t>
+        <w:t xml:space="preserve">  16. 진주시 옥외행사의 안전관리에 관한 조례 (2022.12.19) https://www.law.go.kr/LSW/ordinInfoP.do?ordinSeq=1758879</w:t>
       </w:r>
     </w:p>
     <w:p>
@@ -4535,7 +4520,7 @@
           <w:b w:val="0"/>
           <w:sz w:val="20"/>
         </w:rPr>
-        <w:t xml:space="preserve">  17. 진주시 축제 지원 조례 (2023.5.15): 제2조에 진주남강유등축제 명시, 제5조 셔틀버스 (7절) https://www.law.go.kr/LSW/ordinInfoP.do?ordinSeq=1809343</w:t>
+        <w:t xml:space="preserve">  17. 진주시 축제 지원 조례 (2023.5.15): 제2조에 진주남강유등축제 명시, 제5조 셔틀버스 https://www.law.go.kr/LSW/ordinInfoP.do?ordinSeq=1809343</w:t>
       </w:r>
     </w:p>
     <w:p>
@@ -4549,7 +4534,7 @@
           <w:b w:val="0"/>
           <w:sz w:val="20"/>
         </w:rPr>
-        <w:t xml:space="preserve">  18. 진주시 공중화장실 등 설치 및 관리에 관한 조례 제16조 (2024.11.11) (7절) https://www.law.go.kr/LSW/ordinInfoP.do?ordinSeq=1984247</w:t>
+        <w:t xml:space="preserve">  18. 진주시 공중화장실 등 설치 및 관리에 관한 조례 제16조 (2024.11.11) https://www.law.go.kr/LSW/ordinInfoP.do?ordinSeq=1984247</w:t>
       </w:r>
     </w:p>
     <w:p>
@@ -4563,7 +4548,7 @@
           <w:b w:val="0"/>
           <w:sz w:val="20"/>
         </w:rPr>
-        <w:t xml:space="preserve">  19. 행안부 보도자료 「바가지요금 없는 지역축제 위해 지역 책임관 지정해 현장점검」 (2024.3.6) (1·7절) https://www.mois.go.kr/frt/bbs/type010/commonSelectBoardArticle.do?bbsId=BBSMSTR_000000000008&amp;nttId=107570</w:t>
+        <w:t xml:space="preserve">  19. 행안부 보도자료 「바가지요금 없는 지역축제 위해 지역 책임관 지정해 현장점검」 (2024.3.6) https://www.mois.go.kr/frt/bbs/type010/commonSelectBoardArticle.do?bbsId=BBSMSTR_000000000008&amp;nttId=107570</w:t>
       </w:r>
     </w:p>
     <w:p>
@@ -4577,7 +4562,7 @@
           <w:b w:val="0"/>
           <w:sz w:val="20"/>
         </w:rPr>
-        <w:t xml:space="preserve">  20. 국무조정실 「인파사고 재발방지대책」 (2023.3.28, 제105차 중앙안전관리위원회) (5절) https://www.opm.go.kr/opm/news/press-release.do?mode=download&amp;articleNo=153033&amp;attachNo=132874</w:t>
+        <w:t xml:space="preserve">  20. 국무조정실 「인파사고 재발방지대책」 (2023.3.28, 제105차 중앙안전관리위원회) https://www.opm.go.kr/opm/news/press-release.do?mode=download&amp;articleNo=153033&amp;attachNo=132874</w:t>
       </w:r>
     </w:p>
     <w:p>
@@ -4591,7 +4576,7 @@
           <w:b w:val="0"/>
           <w:sz w:val="20"/>
         </w:rPr>
-        <w:t xml:space="preserve">  21. 행안부 「29일부터 인파관리지원시스템 본격 운영」 (2023.12.27) (5절) https://www.korea.kr/news/policyNewsView.do?newsId=148924176</w:t>
+        <w:t xml:space="preserve">  21. 행안부 「29일부터 인파관리지원시스템 본격 운영」 (2023.12.27) https://www.korea.kr/news/policyNewsView.do?newsId=148924176</w:t>
       </w:r>
     </w:p>
     <w:p>
@@ -4605,7 +4590,7 @@
           <w:b w:val="0"/>
           <w:sz w:val="20"/>
         </w:rPr>
-        <w:t xml:space="preserve">  22. 행안부 「인파사고 재난 위기 유형에 대규모 공연 등 감시목록 추가」 (2023.4.24) (8절) https://www.korea.kr/news/policyNewsView.do?newsId=148914171</w:t>
+        <w:t xml:space="preserve">  22. 행안부 「인파사고 재난 위기 유형에 대규모 공연 등 감시목록 추가」 (2023.4.24) https://www.korea.kr/news/policyNewsView.do?newsId=148914171</w:t>
       </w:r>
     </w:p>
     <w:p>
@@ -4619,7 +4604,7 @@
           <w:b w:val="0"/>
           <w:sz w:val="20"/>
         </w:rPr>
-        <w:t xml:space="preserve">  23. 행안부 「가을철 인파사고 위험요소 사전 제거」 (2025.9.10) (5절) https://www.korea.kr/news/policyNewsView.do?newsId=148949008</w:t>
+        <w:t xml:space="preserve">  23. 행안부 「가을철 인파사고 위험요소 사전 제거」 (2025.9.10) https://www.korea.kr/news/policyNewsView.do?newsId=148949008</w:t>
       </w:r>
     </w:p>
     <w:p>
@@ -4633,7 +4618,7 @@
           <w:b w:val="0"/>
           <w:sz w:val="20"/>
         </w:rPr>
-        <w:t xml:space="preserve">  24. 행안부 등 「BTS 컴백공연 안전 총력」 합동점검 (2026.3.20) (7절) https://www.korea.kr/news/policyNewsView.do?newsId=148961193</w:t>
+        <w:t xml:space="preserve">  24. 행안부 등 「BTS 컴백공연 안전 총력」 합동점검 (2026.3.20) https://www.korea.kr/news/policyNewsView.do?newsId=148961193</w:t>
       </w:r>
     </w:p>
     <w:p>
@@ -4647,7 +4632,7 @@
           <w:b w:val="0"/>
           <w:sz w:val="20"/>
         </w:rPr>
-        <w:t xml:space="preserve">  25. 행안부 다중운집인파 안전관리 업무안내 (1절) https://www.mois.go.kr/frt/sub/a06/b13/crowdSafety/screen.do</w:t>
+        <w:t xml:space="preserve">  25. 행안부 다중운집인파 안전관리 업무안내 https://www.mois.go.kr/frt/sub/a06/b13/crowdSafety/screen.do</w:t>
       </w:r>
     </w:p>
     <w:p>
@@ -4661,7 +4646,7 @@
           <w:b w:val="0"/>
           <w:sz w:val="20"/>
         </w:rPr>
-        <w:t xml:space="preserve">  26. 진주환경운동연합·진주공익감시단 2025 유등축제 모니터링 보도 (2025.10.23) (1절 실제 민원 예시) https://v.daum.net/v/20251023102823029</w:t>
+        <w:t xml:space="preserve">  26. 진주환경운동연합·진주공익감시단 2025 유등축제 모니터링 보도 (2025.10.23) (실제 민원 예시) https://v.daum.net/v/20251023102823029</w:t>
       </w:r>
     </w:p>
     <w:p>

--- a/제출_준비/최종/출처신고서_철철철.docx
+++ b/제출_준비/최종/출처신고서_철철철.docx
@@ -1379,7 +1379,7 @@
                 <w:b w:val="0"/>
                 <w:sz w:val="19"/>
               </w:rPr>
-              <w:t>웹(Vite + TypeScript) + Supabase, 서버 TypeScript, 에이전트 루프 직접 구현</w:t>
+              <w:t>웹(Vite + TypeScript) + Supabase, 에이전트 루프 직접 구현. 웹과 한 언어로 맞추려고 서버를 Python에서 TypeScript로 옮기고, 같은 합성 160건 결과 차이 0을 확인한 뒤 Python 코드 삭제</w:t>
             </w:r>
           </w:p>
         </w:tc>
